--- a/public/downloads/EEGBase-Mendi-IRB-Packet-Sample.docx
+++ b/public/downloads/EEGBase-Mendi-IRB-Packet-Sample.docx
@@ -2630,7 +2630,7 @@
           <w:sz w:val="20"/>
           <w:szCs w:val="20"/>
         </w:rPr>
-        <w:t xml:space="preserve">github.com/eegbase/eegbase  ·  </w:t>
+        <w:t xml:space="preserve">github.com/jpiscool/eegbase  ·  </w:t>
       </w:r>
       <w:r>
         <w:rPr>
